--- a/Final_Submit_Version/Portfolio_Document.docx
+++ b/Final_Submit_Version/Portfolio_Document.docx
@@ -46,33 +46,7 @@
           <w:szCs w:val="24"/>
           <w:highlight w:val="white"/>
         </w:rPr>
-        <w:t>1. Full Crow</w:t>
-      </w:r>
-      <w:proofErr w:type="gramStart"/>
-      <w:r>
-        <w:rPr>
-          <w:rFonts w:ascii="Times New Roman" w:eastAsia="Times New Roman" w:hAnsi="Times New Roman" w:cs="Times New Roman"/>
-          <w:b/>
-          <w:bCs/>
-          <w:color w:val="202122"/>
-          <w:sz w:val="24"/>
-          <w:szCs w:val="24"/>
-          <w:highlight w:val="white"/>
-        </w:rPr>
-        <w:t>’</w:t>
-      </w:r>
-      <w:proofErr w:type="gramEnd"/>
-      <w:r>
-        <w:rPr>
-          <w:rFonts w:ascii="Times New Roman" w:eastAsia="Times New Roman" w:hAnsi="Times New Roman" w:cs="Times New Roman"/>
-          <w:b/>
-          <w:bCs/>
-          <w:color w:val="202122"/>
-          <w:sz w:val="24"/>
-          <w:szCs w:val="24"/>
-          <w:highlight w:val="white"/>
-        </w:rPr>
-        <w:t>s Foot ERD: A professional diagram of your 10-table fortress.</w:t>
+        <w:t>1. Full Crow’s Foot ERD: A professional diagram of your 10-table fortress.</w:t>
       </w:r>
     </w:p>
     <w:p>
@@ -90,25 +64,7 @@
           <w:i/>
           <w:iCs/>
         </w:rPr>
-        <w:t>Figure 1: Full Crow</w:t>
-      </w:r>
-      <w:proofErr w:type="gramStart"/>
-      <w:r>
-        <w:rPr>
-          <w:rFonts w:ascii="Times New Roman" w:eastAsia="Times New Roman" w:hAnsi="Times New Roman" w:cs="Times New Roman"/>
-          <w:i/>
-          <w:iCs/>
-        </w:rPr>
-        <w:t>’</w:t>
-      </w:r>
-      <w:proofErr w:type="gramEnd"/>
-      <w:r>
-        <w:rPr>
-          <w:rFonts w:ascii="Times New Roman" w:eastAsia="Times New Roman" w:hAnsi="Times New Roman" w:cs="Times New Roman"/>
-          <w:i/>
-          <w:iCs/>
-        </w:rPr>
-        <w:t>s Foot Entity-Relationship Diagram (ERD) illustrating the 10+ table 3NF SQL Fortress, featuring optimized data types, referential integrity constraints, and ETL audit tables.</w:t>
+        <w:t>Figure 1: Full Crow’s Foot Entity-Relationship Diagram (ERD) illustrating the 10+ table 3NF SQL Fortress, featuring optimized data types, referential integrity constraints, and ETL audit tables.</w:t>
       </w:r>
       <w:r>
         <w:rPr>
@@ -250,6 +206,7 @@
                 <w:sz w:val="24"/>
                 <w:szCs w:val="24"/>
               </w:rPr>
+              <w:lastRenderedPageBreak/>
               <w:t>Table Name</w:t>
             </w:r>
           </w:p>
@@ -828,7 +785,6 @@
                 <w:sz w:val="24"/>
                 <w:szCs w:val="24"/>
               </w:rPr>
-              <w:lastRenderedPageBreak/>
               <w:t>tbl_Years</w:t>
             </w:r>
           </w:p>
@@ -3630,6 +3586,7 @@
                 <w:sz w:val="24"/>
                 <w:szCs w:val="24"/>
               </w:rPr>
+              <w:lastRenderedPageBreak/>
               <w:t>tbl_Colours</w:t>
             </w:r>
           </w:p>
@@ -4190,7 +4147,6 @@
                 <w:sz w:val="24"/>
                 <w:szCs w:val="24"/>
               </w:rPr>
-              <w:lastRenderedPageBreak/>
               <w:t>tbl_Vehicles</w:t>
             </w:r>
           </w:p>
@@ -6212,6 +6168,7 @@
           <w:sz w:val="24"/>
           <w:szCs w:val="24"/>
         </w:rPr>
+        <w:lastRenderedPageBreak/>
         <w:t>Figure 2: Automated ETL Architecture Flowchart detailing the end-to-end data pipeline, illustrating multi-region web ingestion, heuristic-based repost detection via similarity scoring, regex-driven feature extraction with cardinality optimization, and secure transactional loading featuring SHA-256 PII masking.</w:t>
       </w:r>
     </w:p>
@@ -6256,7 +6213,6 @@
           <w:sz w:val="24"/>
           <w:szCs w:val="24"/>
         </w:rPr>
-        <w:lastRenderedPageBreak/>
         <w:t>The pipeline begins with a multi-region Python scraper (get_whole_...py) targeting 11 Alberta cities on Kijiji.</w:t>
       </w:r>
     </w:p>
@@ -6411,6 +6367,7 @@
           <w:sz w:val="24"/>
           <w:szCs w:val="24"/>
         </w:rPr>
+        <w:lastRenderedPageBreak/>
         <w:t>The transformation layer (Clean2.py) decomposes raw string data into structured features, including Year, Trim, and Base_Model.</w:t>
       </w:r>
     </w:p>
@@ -6521,7 +6478,6 @@
           <w:sz w:val="24"/>
           <w:szCs w:val="24"/>
         </w:rPr>
-        <w:lastRenderedPageBreak/>
         <w:t>This phase handles complex foreign key mapping, PII masking via SHA-256 hashing for privacy, and automated auditing via SQL Triggers.</w:t>
       </w:r>
     </w:p>
@@ -6578,23 +6534,7 @@
           <w:rFonts w:ascii="Times New Roman" w:eastAsia="Times New Roman" w:hAnsi="Times New Roman" w:cs="Times New Roman"/>
           <w:lang w:val="en-CA"/>
         </w:rPr>
-        <w:t>This is a regression problem — we predict a continuous dollar value (</w:t>
-      </w:r>
-      <w:proofErr w:type="spellStart"/>
-      <w:r>
-        <w:rPr>
-          <w:rFonts w:ascii="Times New Roman" w:eastAsia="Times New Roman" w:hAnsi="Times New Roman" w:cs="Times New Roman"/>
-          <w:lang w:val="en-CA"/>
-        </w:rPr>
-        <w:t>Price_CAD</w:t>
-      </w:r>
-      <w:proofErr w:type="spellEnd"/>
-      <w:r>
-        <w:rPr>
-          <w:rFonts w:ascii="Times New Roman" w:eastAsia="Times New Roman" w:hAnsi="Times New Roman" w:cs="Times New Roman"/>
-          <w:lang w:val="en-CA"/>
-        </w:rPr>
-        <w:t>), not a class label. Accuracy is mathematically undefined for regression tasks. Our primary metrics and their business meaning:</w:t>
+        <w:t>This is a regression problem — we predict a continuous dollar value (Price_CAD), not a class label. Accuracy is mathematically undefined for regression tasks. Our primary metrics and their business meaning:</w:t>
       </w:r>
     </w:p>
     <w:p>
@@ -6664,6 +6604,7 @@
                 <w:bCs/>
                 <w:lang w:val="en-CA"/>
               </w:rPr>
+              <w:lastRenderedPageBreak/>
               <w:t>Metric</w:t>
             </w:r>
           </w:p>
@@ -7432,7 +7373,6 @@
           <w:b/>
           <w:bCs/>
         </w:rPr>
-        <w:lastRenderedPageBreak/>
         <w:t>4. Cost-of-Error Analysis: Define the specific cost of a False Negative (FN).</w:t>
       </w:r>
     </w:p>
@@ -7473,7 +7413,17 @@
           <w:bCs/>
           <w:lang w:val="en-CA"/>
         </w:rPr>
-        <w:t>The model predicts $18,000 when the true market value is $22,000. The seller lists too low, the car sells immediately, and the seller permanently loses $4,000 in potential revenue. This is the most financially damaging error because the money cannot be recovered after the sale.</w:t>
+        <w:t xml:space="preserve">The model predicts $18,000 when the true market value is $22,000. The seller lists too low, the car sells immediately, and the seller permanently loses $4,000 in </w:t>
+      </w:r>
+      <w:r>
+        <w:rPr>
+          <w:rFonts w:ascii="Times New Roman" w:eastAsia="Times New Roman" w:hAnsi="Times New Roman" w:cs="Times New Roman"/>
+          <w:b/>
+          <w:bCs/>
+          <w:lang w:val="en-CA"/>
+        </w:rPr>
+        <w:lastRenderedPageBreak/>
+        <w:t>potential revenue. This is the most financially damaging error because the money cannot be recovered after the sale.</w:t>
       </w:r>
     </w:p>
     <w:p>
@@ -7728,7 +7678,14 @@
         <w:rPr>
           <w:rFonts w:ascii="Times New Roman" w:eastAsia="Times New Roman" w:hAnsi="Times New Roman" w:cs="Times New Roman"/>
         </w:rPr>
-        <w:t>Exceeding the project requirement of a 5-table join, V_Y1 executes a massive 14-table INNER JOIN to reconstruct the complete vehicle profiles. It centralizes the fact tables (tbl_Listings and tbl_Vehicles) and maps their Foreign Keys back to human-readable categorical strings and derived numerical features, successfully delivering exactly 18,614 verified "SOLD" records to the ML pipeline.</w:t>
+        <w:t>Exceeding the project requirement of a 5-table join, V_Y1 executes a massive 14-table INNER JOIN to reconstruct the complete vehicle profiles. It centralizes the fa</w:t>
+      </w:r>
+      <w:r>
+        <w:rPr>
+          <w:rFonts w:ascii="Times New Roman" w:eastAsia="Times New Roman" w:hAnsi="Times New Roman" w:cs="Times New Roman"/>
+        </w:rPr>
+        <w:lastRenderedPageBreak/>
+        <w:t>ct tables (tbl_Listings and tbl_Vehicles) and maps their Foreign Keys back to human-readable categorical strings and derived numerical features, successfully delivering exactly 18,614 verified "SOLD" records to the ML pipeline.</w:t>
       </w:r>
     </w:p>
     <w:p>
@@ -7750,7 +7707,6 @@
           <w:i/>
           <w:iCs/>
         </w:rPr>
-        <w:lastRenderedPageBreak/>
         <w:t xml:space="preserve">Dynamic Filtering Architecture: </w:t>
       </w:r>
     </w:p>
@@ -7889,27 +7845,7 @@
           <w:bCs/>
           <w:lang w:val="en-CA"/>
         </w:rPr>
-        <w:t xml:space="preserve">The following table documents the final hyperparameter configuration for the Y1 </w:t>
-      </w:r>
-      <w:proofErr w:type="spellStart"/>
-      <w:r>
-        <w:rPr>
-          <w:rFonts w:ascii="Times New Roman" w:eastAsia="Times New Roman" w:hAnsi="Times New Roman" w:cs="Times New Roman"/>
-          <w:b/>
-          <w:bCs/>
-          <w:lang w:val="en-CA"/>
-        </w:rPr>
-        <w:t>CatBoost</w:t>
-      </w:r>
-      <w:proofErr w:type="spellEnd"/>
-      <w:r>
-        <w:rPr>
-          <w:rFonts w:ascii="Times New Roman" w:eastAsia="Times New Roman" w:hAnsi="Times New Roman" w:cs="Times New Roman"/>
-          <w:b/>
-          <w:bCs/>
-          <w:lang w:val="en-CA"/>
-        </w:rPr>
-        <w:t xml:space="preserve"> price prediction model and the rationale for each choice.</w:t>
+        <w:t>The following table documents the final hyperparameter configuration for the Y1 CatBoost price prediction model and the rationale for each choice.</w:t>
       </w:r>
     </w:p>
     <w:p>
@@ -7941,9 +7877,9 @@
         <w:tblLook w:val="04A0" w:firstRow="1" w:lastRow="0" w:firstColumn="1" w:lastColumn="0" w:noHBand="0" w:noVBand="1"/>
       </w:tblPr>
       <w:tblGrid>
-        <w:gridCol w:w="2404"/>
-        <w:gridCol w:w="1185"/>
-        <w:gridCol w:w="5771"/>
+        <w:gridCol w:w="2000"/>
+        <w:gridCol w:w="1200"/>
+        <w:gridCol w:w="6160"/>
       </w:tblGrid>
       <w:tr>
         <w:trPr>
@@ -7984,6 +7920,7 @@
                 <w:bCs/>
                 <w:lang w:val="en-CA"/>
               </w:rPr>
+              <w:lastRenderedPageBreak/>
               <w:t>Parameter</w:t>
             </w:r>
           </w:p>
@@ -8215,7 +8152,6 @@
                 <w:lang w:val="en-CA"/>
               </w:rPr>
             </w:pPr>
-            <w:proofErr w:type="spellStart"/>
             <w:r>
               <w:rPr>
                 <w:rFonts w:ascii="Times New Roman" w:eastAsia="Times New Roman" w:hAnsi="Times New Roman" w:cs="Times New Roman"/>
@@ -8225,7 +8161,6 @@
               </w:rPr>
               <w:t>learning_rate</w:t>
             </w:r>
-            <w:proofErr w:type="spellEnd"/>
           </w:p>
         </w:tc>
         <w:tc>
@@ -8302,27 +8237,7 @@
                 <w:bCs/>
                 <w:lang w:val="en-CA"/>
               </w:rPr>
-              <w:t xml:space="preserve">Low learning rate with high iterations — standard </w:t>
-            </w:r>
-            <w:proofErr w:type="spellStart"/>
-            <w:r>
-              <w:rPr>
-                <w:rFonts w:ascii="Times New Roman" w:eastAsia="Times New Roman" w:hAnsi="Times New Roman" w:cs="Times New Roman"/>
-                <w:b/>
-                <w:bCs/>
-                <w:lang w:val="en-CA"/>
-              </w:rPr>
-              <w:t>CatBoost</w:t>
-            </w:r>
-            <w:proofErr w:type="spellEnd"/>
-            <w:r>
-              <w:rPr>
-                <w:rFonts w:ascii="Times New Roman" w:eastAsia="Times New Roman" w:hAnsi="Times New Roman" w:cs="Times New Roman"/>
-                <w:b/>
-                <w:bCs/>
-                <w:lang w:val="en-CA"/>
-              </w:rPr>
-              <w:t xml:space="preserve"> best practice for stable convergence.</w:t>
+              <w:t>Low learning rate with high iterations — standard CatBoost best practice for stable convergence.</w:t>
             </w:r>
           </w:p>
         </w:tc>
@@ -8601,7 +8516,6 @@
                 <w:bCs/>
                 <w:lang w:val="en-CA"/>
               </w:rPr>
-              <w:lastRenderedPageBreak/>
               <w:t>subsample</w:t>
             </w:r>
           </w:p>
@@ -8714,7 +8628,6 @@
                 <w:lang w:val="en-CA"/>
               </w:rPr>
             </w:pPr>
-            <w:proofErr w:type="spellStart"/>
             <w:r>
               <w:rPr>
                 <w:rFonts w:ascii="Times New Roman" w:eastAsia="Times New Roman" w:hAnsi="Times New Roman" w:cs="Times New Roman"/>
@@ -8724,7 +8637,6 @@
               </w:rPr>
               <w:t>early_stopping_rounds</w:t>
             </w:r>
-            <w:proofErr w:type="spellEnd"/>
           </w:p>
         </w:tc>
         <w:tc>
@@ -8835,7 +8747,6 @@
                 <w:lang w:val="en-CA"/>
               </w:rPr>
             </w:pPr>
-            <w:proofErr w:type="spellStart"/>
             <w:r>
               <w:rPr>
                 <w:rFonts w:ascii="Times New Roman" w:eastAsia="Times New Roman" w:hAnsi="Times New Roman" w:cs="Times New Roman"/>
@@ -8845,7 +8756,6 @@
               </w:rPr>
               <w:t>loss_function</w:t>
             </w:r>
-            <w:proofErr w:type="spellEnd"/>
           </w:p>
         </w:tc>
         <w:tc>
@@ -8956,7 +8866,6 @@
                 <w:lang w:val="en-CA"/>
               </w:rPr>
             </w:pPr>
-            <w:proofErr w:type="spellStart"/>
             <w:r>
               <w:rPr>
                 <w:rFonts w:ascii="Times New Roman" w:eastAsia="Times New Roman" w:hAnsi="Times New Roman" w:cs="Times New Roman"/>
@@ -8966,7 +8875,6 @@
               </w:rPr>
               <w:t>cat_features</w:t>
             </w:r>
-            <w:proofErr w:type="spellEnd"/>
           </w:p>
         </w:tc>
         <w:tc>
@@ -9043,27 +8951,7 @@
                 <w:bCs/>
                 <w:lang w:val="en-CA"/>
               </w:rPr>
-              <w:t xml:space="preserve">Native categorical encoding via </w:t>
-            </w:r>
-            <w:proofErr w:type="spellStart"/>
-            <w:r>
-              <w:rPr>
-                <w:rFonts w:ascii="Times New Roman" w:eastAsia="Times New Roman" w:hAnsi="Times New Roman" w:cs="Times New Roman"/>
-                <w:b/>
-                <w:bCs/>
-                <w:lang w:val="en-CA"/>
-              </w:rPr>
-              <w:t>CatBoost’s</w:t>
-            </w:r>
-            <w:proofErr w:type="spellEnd"/>
-            <w:r>
-              <w:rPr>
-                <w:rFonts w:ascii="Times New Roman" w:eastAsia="Times New Roman" w:hAnsi="Times New Roman" w:cs="Times New Roman"/>
-                <w:b/>
-                <w:bCs/>
-                <w:lang w:val="en-CA"/>
-              </w:rPr>
-              <w:t xml:space="preserve"> internal Target Encoding. No One-Hot Encoding required.</w:t>
+              <w:t>Native categorical encoding via CatBoost’s internal Target Encoding. No One-Hot Encoding required.</w:t>
             </w:r>
           </w:p>
         </w:tc>
@@ -9097,17 +8985,16 @@
                 <w:lang w:val="en-CA"/>
               </w:rPr>
             </w:pPr>
-            <w:proofErr w:type="spellStart"/>
-            <w:r>
-              <w:rPr>
-                <w:rFonts w:ascii="Times New Roman" w:eastAsia="Times New Roman" w:hAnsi="Times New Roman" w:cs="Times New Roman"/>
-                <w:b/>
-                <w:bCs/>
-                <w:lang w:val="en-CA"/>
-              </w:rPr>
+            <w:r>
+              <w:rPr>
+                <w:rFonts w:ascii="Times New Roman" w:eastAsia="Times New Roman" w:hAnsi="Times New Roman" w:cs="Times New Roman"/>
+                <w:b/>
+                <w:bCs/>
+                <w:lang w:val="en-CA"/>
+              </w:rPr>
+              <w:lastRenderedPageBreak/>
               <w:t>random_seed</w:t>
             </w:r>
-            <w:proofErr w:type="spellEnd"/>
           </w:p>
         </w:tc>
         <w:tc>
@@ -9834,19 +9721,8 @@
                 <w:bCs/>
                 <w:lang w:val="en-CA"/>
               </w:rPr>
-              <w:t xml:space="preserve">Rejected — lower than </w:t>
-            </w:r>
-            <w:proofErr w:type="spellStart"/>
-            <w:r>
-              <w:rPr>
-                <w:rFonts w:ascii="Times New Roman" w:eastAsia="Times New Roman" w:hAnsi="Times New Roman" w:cs="Times New Roman"/>
-                <w:b/>
-                <w:bCs/>
-                <w:lang w:val="en-CA"/>
-              </w:rPr>
-              <w:t>CatBoost</w:t>
-            </w:r>
-            <w:proofErr w:type="spellEnd"/>
+              <w:t>Rejected — lower than CatBoost</w:t>
+            </w:r>
           </w:p>
         </w:tc>
       </w:tr>
@@ -9879,7 +9755,6 @@
                 <w:lang w:val="en-CA"/>
               </w:rPr>
             </w:pPr>
-            <w:proofErr w:type="spellStart"/>
             <w:r>
               <w:rPr>
                 <w:rFonts w:ascii="Times New Roman" w:eastAsia="Times New Roman" w:hAnsi="Times New Roman" w:cs="Times New Roman"/>
@@ -9889,7 +9764,6 @@
               </w:rPr>
               <w:t>CatBoost</w:t>
             </w:r>
-            <w:proofErr w:type="spellEnd"/>
           </w:p>
         </w:tc>
         <w:tc>
@@ -10071,7 +9945,6 @@
           <w:lang w:val="en-CA"/>
         </w:rPr>
       </w:pPr>
-      <w:proofErr w:type="spellStart"/>
       <w:r>
         <w:rPr>
           <w:rFonts w:ascii="Times New Roman" w:eastAsia="Times New Roman" w:hAnsi="Times New Roman" w:cs="Times New Roman"/>
@@ -10079,18 +9952,19 @@
           <w:bCs/>
           <w:lang w:val="en-CA"/>
         </w:rPr>
-        <w:t>CatBoost</w:t>
+        <w:t>CatBoost was selected because it achieved the highest R², lowest MAE, and lowest RMSE across all five folds. It also handles categorical features natively without One-Hot Encoding, and early stopping eliminates the need for manual iteration tuning.</w:t>
       </w:r>
-      <w:proofErr w:type="spellEnd"/>
-      <w:r>
+    </w:p>
+    <w:p>
+      <w:pPr>
+        <w:spacing w:line="480" w:lineRule="auto"/>
         <w:rPr>
           <w:rFonts w:ascii="Times New Roman" w:eastAsia="Times New Roman" w:hAnsi="Times New Roman" w:cs="Times New Roman"/>
           <w:b/>
           <w:bCs/>
           <w:lang w:val="en-CA"/>
         </w:rPr>
-        <w:t xml:space="preserve"> was selected because it achieved the highest R², lowest MAE, and lowest RMSE across all five folds. It also handles categorical features natively without One-Hot Encoding, and early stopping eliminates the need for manual iteration tuning.</w:t>
-      </w:r>
+      </w:pPr>
     </w:p>
     <w:p>
       <w:pPr>
@@ -10110,26 +9984,14 @@
           <w:rFonts w:ascii="Times New Roman" w:eastAsia="Times New Roman" w:hAnsi="Times New Roman" w:cs="Times New Roman"/>
           <w:b/>
           <w:bCs/>
-          <w:lang w:val="en-CA"/>
-        </w:rPr>
-      </w:pPr>
-    </w:p>
-    <w:p>
-      <w:pPr>
-        <w:spacing w:line="480" w:lineRule="auto"/>
+        </w:rPr>
+      </w:pPr>
+      <w:r>
         <w:rPr>
           <w:rFonts w:ascii="Times New Roman" w:eastAsia="Times New Roman" w:hAnsi="Times New Roman" w:cs="Times New Roman"/>
           <w:b/>
           <w:bCs/>
         </w:rPr>
-      </w:pPr>
-      <w:r>
-        <w:rPr>
-          <w:rFonts w:ascii="Times New Roman" w:eastAsia="Times New Roman" w:hAnsi="Times New Roman" w:cs="Times New Roman"/>
-          <w:b/>
-          <w:bCs/>
-        </w:rPr>
-        <w:lastRenderedPageBreak/>
         <w:t>7. Inference Instruction: A guide for processing new rows for prediction.</w:t>
       </w:r>
     </w:p>
@@ -10198,27 +10060,7 @@
           <w:bCs/>
           <w:lang w:val="en-CA"/>
         </w:rPr>
-        <w:t xml:space="preserve">SQL Server with </w:t>
-      </w:r>
-      <w:proofErr w:type="spellStart"/>
-      <w:r>
-        <w:rPr>
-          <w:rFonts w:ascii="Times New Roman" w:eastAsia="Times New Roman" w:hAnsi="Times New Roman" w:cs="Times New Roman"/>
-          <w:b/>
-          <w:bCs/>
-          <w:lang w:val="en-CA"/>
-        </w:rPr>
-        <w:t>AB_CarSale_DB</w:t>
-      </w:r>
-      <w:proofErr w:type="spellEnd"/>
-      <w:r>
-        <w:rPr>
-          <w:rFonts w:ascii="Times New Roman" w:eastAsia="Times New Roman" w:hAnsi="Times New Roman" w:cs="Times New Roman"/>
-          <w:b/>
-          <w:bCs/>
-          <w:lang w:val="en-CA"/>
-        </w:rPr>
-        <w:t xml:space="preserve"> populated via ETL_Engine.py</w:t>
+        <w:t>SQL Server with AB_CarSale_DB populated via ETL_Engine.py</w:t>
       </w:r>
     </w:p>
     <w:p>
@@ -10242,6 +10084,7 @@
           <w:bCs/>
           <w:lang w:val="en-CA"/>
         </w:rPr>
+        <w:lastRenderedPageBreak/>
         <w:t>ODBC Driver 17 for SQL Server installed</w:t>
       </w:r>
     </w:p>
@@ -10259,7 +10102,6 @@
           <w:lang w:val="en-CA"/>
         </w:rPr>
       </w:pPr>
-      <w:proofErr w:type="spellStart"/>
       <w:r>
         <w:rPr>
           <w:rFonts w:ascii="Times New Roman" w:eastAsia="Times New Roman" w:hAnsi="Times New Roman" w:cs="Times New Roman"/>
@@ -10267,17 +10109,7 @@
           <w:bCs/>
           <w:lang w:val="en-CA"/>
         </w:rPr>
-        <w:t>OpenRouteService</w:t>
-      </w:r>
-      <w:proofErr w:type="spellEnd"/>
-      <w:r>
-        <w:rPr>
-          <w:rFonts w:ascii="Times New Roman" w:eastAsia="Times New Roman" w:hAnsi="Times New Roman" w:cs="Times New Roman"/>
-          <w:b/>
-          <w:bCs/>
-          <w:lang w:val="en-CA"/>
-        </w:rPr>
-        <w:t xml:space="preserve"> API key (free tier available at openrouteservice.org)</w:t>
+        <w:t>OpenRouteService API key (free tier available at openrouteservice.org)</w:t>
       </w:r>
     </w:p>
     <w:p>
@@ -10328,119 +10160,8 @@
           <w:bCs/>
           <w:lang w:val="en-CA"/>
         </w:rPr>
-        <w:t xml:space="preserve">pip install </w:t>
+        <w:t>pip install streamlit catboost scikit-learn joblib pandas requests python-dotenv sqlalchemy pyodbc</w:t>
       </w:r>
-      <w:proofErr w:type="spellStart"/>
-      <w:r>
-        <w:rPr>
-          <w:rFonts w:ascii="Times New Roman" w:eastAsia="Times New Roman" w:hAnsi="Times New Roman" w:cs="Times New Roman"/>
-          <w:b/>
-          <w:bCs/>
-          <w:lang w:val="en-CA"/>
-        </w:rPr>
-        <w:t>streamlit</w:t>
-      </w:r>
-      <w:proofErr w:type="spellEnd"/>
-      <w:r>
-        <w:rPr>
-          <w:rFonts w:ascii="Times New Roman" w:eastAsia="Times New Roman" w:hAnsi="Times New Roman" w:cs="Times New Roman"/>
-          <w:b/>
-          <w:bCs/>
-          <w:lang w:val="en-CA"/>
-        </w:rPr>
-        <w:t xml:space="preserve"> </w:t>
-      </w:r>
-      <w:proofErr w:type="spellStart"/>
-      <w:r>
-        <w:rPr>
-          <w:rFonts w:ascii="Times New Roman" w:eastAsia="Times New Roman" w:hAnsi="Times New Roman" w:cs="Times New Roman"/>
-          <w:b/>
-          <w:bCs/>
-          <w:lang w:val="en-CA"/>
-        </w:rPr>
-        <w:t>catboost</w:t>
-      </w:r>
-      <w:proofErr w:type="spellEnd"/>
-      <w:r>
-        <w:rPr>
-          <w:rFonts w:ascii="Times New Roman" w:eastAsia="Times New Roman" w:hAnsi="Times New Roman" w:cs="Times New Roman"/>
-          <w:b/>
-          <w:bCs/>
-          <w:lang w:val="en-CA"/>
-        </w:rPr>
-        <w:t xml:space="preserve"> scikit-learn </w:t>
-      </w:r>
-      <w:proofErr w:type="spellStart"/>
-      <w:r>
-        <w:rPr>
-          <w:rFonts w:ascii="Times New Roman" w:eastAsia="Times New Roman" w:hAnsi="Times New Roman" w:cs="Times New Roman"/>
-          <w:b/>
-          <w:bCs/>
-          <w:lang w:val="en-CA"/>
-        </w:rPr>
-        <w:t>joblib</w:t>
-      </w:r>
-      <w:proofErr w:type="spellEnd"/>
-      <w:r>
-        <w:rPr>
-          <w:rFonts w:ascii="Times New Roman" w:eastAsia="Times New Roman" w:hAnsi="Times New Roman" w:cs="Times New Roman"/>
-          <w:b/>
-          <w:bCs/>
-          <w:lang w:val="en-CA"/>
-        </w:rPr>
-        <w:t xml:space="preserve"> pandas requests python-</w:t>
-      </w:r>
-      <w:proofErr w:type="spellStart"/>
-      <w:r>
-        <w:rPr>
-          <w:rFonts w:ascii="Times New Roman" w:eastAsia="Times New Roman" w:hAnsi="Times New Roman" w:cs="Times New Roman"/>
-          <w:b/>
-          <w:bCs/>
-          <w:lang w:val="en-CA"/>
-        </w:rPr>
-        <w:t>dotenv</w:t>
-      </w:r>
-      <w:proofErr w:type="spellEnd"/>
-      <w:r>
-        <w:rPr>
-          <w:rFonts w:ascii="Times New Roman" w:eastAsia="Times New Roman" w:hAnsi="Times New Roman" w:cs="Times New Roman"/>
-          <w:b/>
-          <w:bCs/>
-          <w:lang w:val="en-CA"/>
-        </w:rPr>
-        <w:t xml:space="preserve"> </w:t>
-      </w:r>
-      <w:proofErr w:type="spellStart"/>
-      <w:r>
-        <w:rPr>
-          <w:rFonts w:ascii="Times New Roman" w:eastAsia="Times New Roman" w:hAnsi="Times New Roman" w:cs="Times New Roman"/>
-          <w:b/>
-          <w:bCs/>
-          <w:lang w:val="en-CA"/>
-        </w:rPr>
-        <w:t>sqlalchemy</w:t>
-      </w:r>
-      <w:proofErr w:type="spellEnd"/>
-      <w:r>
-        <w:rPr>
-          <w:rFonts w:ascii="Times New Roman" w:eastAsia="Times New Roman" w:hAnsi="Times New Roman" w:cs="Times New Roman"/>
-          <w:b/>
-          <w:bCs/>
-          <w:lang w:val="en-CA"/>
-        </w:rPr>
-        <w:t xml:space="preserve"> </w:t>
-      </w:r>
-      <w:proofErr w:type="spellStart"/>
-      <w:r>
-        <w:rPr>
-          <w:rFonts w:ascii="Times New Roman" w:eastAsia="Times New Roman" w:hAnsi="Times New Roman" w:cs="Times New Roman"/>
-          <w:b/>
-          <w:bCs/>
-          <w:lang w:val="en-CA"/>
-        </w:rPr>
-        <w:t>pyodbc</w:t>
-      </w:r>
-      <w:proofErr w:type="spellEnd"/>
     </w:p>
     <w:p>
       <w:pPr>
@@ -10490,19 +10211,19 @@
           <w:bCs/>
           <w:lang w:val="en-CA"/>
         </w:rPr>
-        <w:t xml:space="preserve">Create a file </w:t>
+        <w:t>Create a file named .env in the project root directory containing:</w:t>
       </w:r>
-      <w:proofErr w:type="gramStart"/>
-      <w:r>
+    </w:p>
+    <w:p>
+      <w:pPr>
+        <w:spacing w:line="480" w:lineRule="auto"/>
         <w:rPr>
           <w:rFonts w:ascii="Times New Roman" w:eastAsia="Times New Roman" w:hAnsi="Times New Roman" w:cs="Times New Roman"/>
           <w:b/>
           <w:bCs/>
           <w:lang w:val="en-CA"/>
         </w:rPr>
-        <w:t>named .env</w:t>
-      </w:r>
-      <w:proofErr w:type="gramEnd"/>
+      </w:pPr>
       <w:r>
         <w:rPr>
           <w:rFonts w:ascii="Times New Roman" w:eastAsia="Times New Roman" w:hAnsi="Times New Roman" w:cs="Times New Roman"/>
@@ -10510,39 +10231,8 @@
           <w:bCs/>
           <w:lang w:val="en-CA"/>
         </w:rPr>
-        <w:t xml:space="preserve"> in the project root directory containing:</w:t>
+        <w:t>ORS_API_KEY=your_openrouteservice_key_here</w:t>
       </w:r>
-    </w:p>
-    <w:p>
-      <w:pPr>
-        <w:spacing w:line="480" w:lineRule="auto"/>
-        <w:rPr>
-          <w:rFonts w:ascii="Times New Roman" w:eastAsia="Times New Roman" w:hAnsi="Times New Roman" w:cs="Times New Roman"/>
-          <w:b/>
-          <w:bCs/>
-          <w:lang w:val="en-CA"/>
-        </w:rPr>
-      </w:pPr>
-      <w:r>
-        <w:rPr>
-          <w:rFonts w:ascii="Times New Roman" w:eastAsia="Times New Roman" w:hAnsi="Times New Roman" w:cs="Times New Roman"/>
-          <w:b/>
-          <w:bCs/>
-          <w:lang w:val="en-CA"/>
-        </w:rPr>
-        <w:t>ORS_API_KEY=</w:t>
-      </w:r>
-      <w:proofErr w:type="spellStart"/>
-      <w:r>
-        <w:rPr>
-          <w:rFonts w:ascii="Times New Roman" w:eastAsia="Times New Roman" w:hAnsi="Times New Roman" w:cs="Times New Roman"/>
-          <w:b/>
-          <w:bCs/>
-          <w:lang w:val="en-CA"/>
-        </w:rPr>
-        <w:t>your_openrouteservice_key_here</w:t>
-      </w:r>
-      <w:proofErr w:type="spellEnd"/>
     </w:p>
     <w:p>
       <w:pPr>
@@ -10592,27 +10282,7 @@
           <w:bCs/>
           <w:lang w:val="en-CA"/>
         </w:rPr>
-        <w:t xml:space="preserve">Ensure </w:t>
-      </w:r>
-      <w:proofErr w:type="spellStart"/>
-      <w:r>
-        <w:rPr>
-          <w:rFonts w:ascii="Times New Roman" w:eastAsia="Times New Roman" w:hAnsi="Times New Roman" w:cs="Times New Roman"/>
-          <w:b/>
-          <w:bCs/>
-          <w:lang w:val="en-CA"/>
-        </w:rPr>
-        <w:t>catboost_price_model.pkl</w:t>
-      </w:r>
-      <w:proofErr w:type="spellEnd"/>
-      <w:r>
-        <w:rPr>
-          <w:rFonts w:ascii="Times New Roman" w:eastAsia="Times New Roman" w:hAnsi="Times New Roman" w:cs="Times New Roman"/>
-          <w:b/>
-          <w:bCs/>
-          <w:lang w:val="en-CA"/>
-        </w:rPr>
-        <w:t xml:space="preserve"> exists in the models/ folder. To retrain from scratch, run:</w:t>
+        <w:t>Ensure catboost_price_model.pkl exists in the models/ folder. To retrain from scratch, run:</w:t>
       </w:r>
     </w:p>
     <w:p>
@@ -10676,7 +10346,6 @@
           <w:lang w:val="en-CA"/>
         </w:rPr>
       </w:pPr>
-      <w:proofErr w:type="spellStart"/>
       <w:r>
         <w:rPr>
           <w:rFonts w:ascii="Times New Roman" w:eastAsia="Times New Roman" w:hAnsi="Times New Roman" w:cs="Times New Roman"/>
@@ -10684,17 +10353,7 @@
           <w:bCs/>
           <w:lang w:val="en-CA"/>
         </w:rPr>
-        <w:t>streamlit</w:t>
-      </w:r>
-      <w:proofErr w:type="spellEnd"/>
-      <w:r>
-        <w:rPr>
-          <w:rFonts w:ascii="Times New Roman" w:eastAsia="Times New Roman" w:hAnsi="Times New Roman" w:cs="Times New Roman"/>
-          <w:b/>
-          <w:bCs/>
-          <w:lang w:val="en-CA"/>
-        </w:rPr>
-        <w:t xml:space="preserve"> run app.py</w:t>
+        <w:t>streamlit run app.py</w:t>
       </w:r>
     </w:p>
     <w:p>
@@ -10766,9 +10425,9 @@
         <w:tblLook w:val="04A0" w:firstRow="1" w:lastRow="0" w:firstColumn="1" w:lastColumn="0" w:noHBand="0" w:noVBand="1"/>
       </w:tblPr>
       <w:tblGrid>
-        <w:gridCol w:w="656"/>
-        <w:gridCol w:w="5753"/>
-        <w:gridCol w:w="1951"/>
+        <w:gridCol w:w="600"/>
+        <w:gridCol w:w="5800"/>
+        <w:gridCol w:w="1960"/>
       </w:tblGrid>
       <w:tr>
         <w:trPr>
@@ -10968,27 +10627,7 @@
                 <w:bCs/>
                 <w:lang w:val="en-CA"/>
               </w:rPr>
-              <w:t xml:space="preserve">User enters vehicle details and city name in the </w:t>
-            </w:r>
-            <w:proofErr w:type="spellStart"/>
-            <w:r>
-              <w:rPr>
-                <w:rFonts w:ascii="Times New Roman" w:eastAsia="Times New Roman" w:hAnsi="Times New Roman" w:cs="Times New Roman"/>
-                <w:b/>
-                <w:bCs/>
-                <w:lang w:val="en-CA"/>
-              </w:rPr>
-              <w:t>Streamlit</w:t>
-            </w:r>
-            <w:proofErr w:type="spellEnd"/>
-            <w:r>
-              <w:rPr>
-                <w:rFonts w:ascii="Times New Roman" w:eastAsia="Times New Roman" w:hAnsi="Times New Roman" w:cs="Times New Roman"/>
-                <w:b/>
-                <w:bCs/>
-                <w:lang w:val="en-CA"/>
-              </w:rPr>
-              <w:t xml:space="preserve"> UI</w:t>
+              <w:t>User enters vehicle details and city name in the Streamlit UI</w:t>
             </w:r>
           </w:p>
         </w:tc>
@@ -11107,27 +10746,7 @@
                 <w:bCs/>
                 <w:lang w:val="en-CA"/>
               </w:rPr>
-              <w:t>City name geocoded to (longitude, latitude) via open-</w:t>
-            </w:r>
-            <w:proofErr w:type="spellStart"/>
-            <w:r>
-              <w:rPr>
-                <w:rFonts w:ascii="Times New Roman" w:eastAsia="Times New Roman" w:hAnsi="Times New Roman" w:cs="Times New Roman"/>
-                <w:b/>
-                <w:bCs/>
-                <w:lang w:val="en-CA"/>
-              </w:rPr>
-              <w:t>meteo</w:t>
-            </w:r>
-            <w:proofErr w:type="spellEnd"/>
-            <w:r>
-              <w:rPr>
-                <w:rFonts w:ascii="Times New Roman" w:eastAsia="Times New Roman" w:hAnsi="Times New Roman" w:cs="Times New Roman"/>
-                <w:b/>
-                <w:bCs/>
-                <w:lang w:val="en-CA"/>
-              </w:rPr>
-              <w:t xml:space="preserve"> API</w:t>
+              <w:t>City name geocoded to (longitude, latitude) via open-meteo API</w:t>
             </w:r>
           </w:p>
         </w:tc>
@@ -11246,27 +10865,7 @@
                 <w:bCs/>
                 <w:lang w:val="en-CA"/>
               </w:rPr>
-              <w:t xml:space="preserve">Road distances to Edmonton and Calgary fetched via </w:t>
-            </w:r>
-            <w:proofErr w:type="spellStart"/>
-            <w:r>
-              <w:rPr>
-                <w:rFonts w:ascii="Times New Roman" w:eastAsia="Times New Roman" w:hAnsi="Times New Roman" w:cs="Times New Roman"/>
-                <w:b/>
-                <w:bCs/>
-                <w:lang w:val="en-CA"/>
-              </w:rPr>
-              <w:t>OpenRouteService</w:t>
-            </w:r>
-            <w:proofErr w:type="spellEnd"/>
-            <w:r>
-              <w:rPr>
-                <w:rFonts w:ascii="Times New Roman" w:eastAsia="Times New Roman" w:hAnsi="Times New Roman" w:cs="Times New Roman"/>
-                <w:b/>
-                <w:bCs/>
-                <w:lang w:val="en-CA"/>
-              </w:rPr>
-              <w:t xml:space="preserve"> API</w:t>
+              <w:t>Road distances to Edmonton and Calgary fetched via OpenRouteService API</w:t>
             </w:r>
           </w:p>
         </w:tc>
@@ -11504,39 +11103,8 @@
                 <w:bCs/>
                 <w:lang w:val="en-CA"/>
               </w:rPr>
-              <w:t xml:space="preserve">Saved </w:t>
-            </w:r>
-            <w:proofErr w:type="spellStart"/>
-            <w:r>
-              <w:rPr>
-                <w:rFonts w:ascii="Times New Roman" w:eastAsia="Times New Roman" w:hAnsi="Times New Roman" w:cs="Times New Roman"/>
-                <w:b/>
-                <w:bCs/>
-                <w:lang w:val="en-CA"/>
-              </w:rPr>
-              <w:t>CatBoost</w:t>
-            </w:r>
-            <w:proofErr w:type="spellEnd"/>
-            <w:r>
-              <w:rPr>
-                <w:rFonts w:ascii="Times New Roman" w:eastAsia="Times New Roman" w:hAnsi="Times New Roman" w:cs="Times New Roman"/>
-                <w:b/>
-                <w:bCs/>
-                <w:lang w:val="en-CA"/>
-              </w:rPr>
-              <w:t xml:space="preserve"> pipeline loaded from </w:t>
-            </w:r>
-            <w:proofErr w:type="spellStart"/>
-            <w:r>
-              <w:rPr>
-                <w:rFonts w:ascii="Times New Roman" w:eastAsia="Times New Roman" w:hAnsi="Times New Roman" w:cs="Times New Roman"/>
-                <w:b/>
-                <w:bCs/>
-                <w:lang w:val="en-CA"/>
-              </w:rPr>
-              <w:t>catboost_price_model.pkl</w:t>
-            </w:r>
-            <w:proofErr w:type="spellEnd"/>
+              <w:t>Saved CatBoost pipeline loaded from catboost_price_model.pkl</w:t>
+            </w:r>
           </w:p>
         </w:tc>
         <w:tc>
@@ -11950,7 +11518,6 @@
                 <w:bCs/>
                 <w:lang w:val="en-CA"/>
               </w:rPr>
-              <w:lastRenderedPageBreak/>
               <w:t>Signal</w:t>
             </w:r>
           </w:p>
@@ -12425,27 +11992,7 @@
                 <w:bCs/>
                 <w:lang w:val="en-CA"/>
               </w:rPr>
-              <w:t xml:space="preserve">New </w:t>
-            </w:r>
-            <w:proofErr w:type="spellStart"/>
-            <w:r>
-              <w:rPr>
-                <w:rFonts w:ascii="Times New Roman" w:eastAsia="Times New Roman" w:hAnsi="Times New Roman" w:cs="Times New Roman"/>
-                <w:b/>
-                <w:bCs/>
-                <w:lang w:val="en-CA"/>
-              </w:rPr>
-              <w:t>Base_Model</w:t>
-            </w:r>
-            <w:proofErr w:type="spellEnd"/>
-            <w:r>
-              <w:rPr>
-                <w:rFonts w:ascii="Times New Roman" w:eastAsia="Times New Roman" w:hAnsi="Times New Roman" w:cs="Times New Roman"/>
-                <w:b/>
-                <w:bCs/>
-                <w:lang w:val="en-CA"/>
-              </w:rPr>
-              <w:t xml:space="preserve"> values in active listings</w:t>
+              <w:t>New Base_Model values in active listings</w:t>
             </w:r>
           </w:p>
         </w:tc>
@@ -12798,27 +12345,7 @@
           <w:bCs/>
           <w:lang w:val="en-CA"/>
         </w:rPr>
-        <w:t xml:space="preserve">New SOLD records are appended to </w:t>
-      </w:r>
-      <w:proofErr w:type="spellStart"/>
-      <w:r>
-        <w:rPr>
-          <w:rFonts w:ascii="Times New Roman" w:eastAsia="Times New Roman" w:hAnsi="Times New Roman" w:cs="Times New Roman"/>
-          <w:b/>
-          <w:bCs/>
-          <w:lang w:val="en-CA"/>
-        </w:rPr>
-        <w:t>AB_CarSale_DB</w:t>
-      </w:r>
-      <w:proofErr w:type="spellEnd"/>
-      <w:r>
-        <w:rPr>
-          <w:rFonts w:ascii="Times New Roman" w:eastAsia="Times New Roman" w:hAnsi="Times New Roman" w:cs="Times New Roman"/>
-          <w:b/>
-          <w:bCs/>
-          <w:lang w:val="en-CA"/>
-        </w:rPr>
-        <w:t xml:space="preserve"> via the regular ETL pipeline run</w:t>
+        <w:t>New SOLD records are appended to AB_CarSale_DB via the regular ETL pipeline run</w:t>
       </w:r>
     </w:p>
     <w:p>
@@ -12866,27 +12393,7 @@
           <w:bCs/>
           <w:lang w:val="en-CA"/>
         </w:rPr>
-        <w:t xml:space="preserve">Replace the </w:t>
-      </w:r>
-      <w:proofErr w:type="spellStart"/>
-      <w:r>
-        <w:rPr>
-          <w:rFonts w:ascii="Times New Roman" w:eastAsia="Times New Roman" w:hAnsi="Times New Roman" w:cs="Times New Roman"/>
-          <w:b/>
-          <w:bCs/>
-          <w:lang w:val="en-CA"/>
-        </w:rPr>
-        <w:t>catboost_price_model.pkl</w:t>
-      </w:r>
-      <w:proofErr w:type="spellEnd"/>
-      <w:r>
-        <w:rPr>
-          <w:rFonts w:ascii="Times New Roman" w:eastAsia="Times New Roman" w:hAnsi="Times New Roman" w:cs="Times New Roman"/>
-          <w:b/>
-          <w:bCs/>
-          <w:lang w:val="en-CA"/>
-        </w:rPr>
-        <w:t xml:space="preserve"> file with the newly trained model</w:t>
+        <w:t>Replace the catboost_price_model.pkl file with the newly trained model</w:t>
       </w:r>
     </w:p>
     <w:p>
@@ -12910,27 +12417,8 @@
           <w:bCs/>
           <w:lang w:val="en-CA"/>
         </w:rPr>
-        <w:t xml:space="preserve">No changes to the </w:t>
-      </w:r>
-      <w:proofErr w:type="spellStart"/>
-      <w:r>
-        <w:rPr>
-          <w:rFonts w:ascii="Times New Roman" w:eastAsia="Times New Roman" w:hAnsi="Times New Roman" w:cs="Times New Roman"/>
-          <w:b/>
-          <w:bCs/>
-          <w:lang w:val="en-CA"/>
-        </w:rPr>
-        <w:t>Streamlit</w:t>
-      </w:r>
-      <w:proofErr w:type="spellEnd"/>
-      <w:r>
-        <w:rPr>
-          <w:rFonts w:ascii="Times New Roman" w:eastAsia="Times New Roman" w:hAnsi="Times New Roman" w:cs="Times New Roman"/>
-          <w:b/>
-          <w:bCs/>
-          <w:lang w:val="en-CA"/>
-        </w:rPr>
-        <w:t xml:space="preserve"> application or inference code are required</w:t>
+        <w:lastRenderedPageBreak/>
+        <w:t>No changes to the Streamlit application or inference code are required</w:t>
       </w:r>
     </w:p>
     <w:p>
@@ -12974,14 +12462,7 @@
         <w:rPr>
           <w:rFonts w:ascii="Times New Roman" w:eastAsia="Times New Roman" w:hAnsi="Times New Roman" w:cs="Times New Roman"/>
         </w:rPr>
-        <w:t>In the development of this vehicle pricing intelligence system, data privacy and the ethical handling of web-scraped information were prioritized. While used car listings are public, they often contain or link to Personal Identifiable Information (PII) such as seller contact details or precise neighborhood locations. To mitigate the risk of exposing seller identities or enabling malicious re-</w:t>
-      </w:r>
-      <w:r>
-        <w:rPr>
-          <w:rFonts w:ascii="Times New Roman" w:eastAsia="Times New Roman" w:hAnsi="Times New Roman" w:cs="Times New Roman"/>
-        </w:rPr>
-        <w:lastRenderedPageBreak/>
-        <w:t>identification, a strict PII masking protocol was implemented directly within the ETL pipeline's transformation phase.</w:t>
+        <w:t>In the development of this vehicle pricing intelligence system, data privacy and the ethical handling of web-scraped information were prioritized. While used car listings are public, they often contain or link to Personal Identifiable Information (PII) such as seller contact details or precise neighborhood locations. To mitigate the risk of exposing seller identities or enabling malicious re-identification, a strict PII masking protocol was implemented directly within the ETL pipeline's transformation phase.</w:t>
       </w:r>
     </w:p>
     <w:p>
@@ -13037,7 +12518,14 @@
         <w:rPr>
           <w:rFonts w:ascii="Times New Roman" w:eastAsia="Times New Roman" w:hAnsi="Times New Roman" w:cs="Times New Roman"/>
         </w:rPr>
-        <w:t>While the current ETL architecture successfully ingests, validates, and routes the dataset into a strict 3NF fortress, scaling this pipeline to handle 1,000,000+ rows requires addressing several operational bottlenecks. The current pipeline establishes a strong foundation by utilizing chunked bulk inserts (1000 rows per batch) and SQLAlchemy's fast_executemany parameter to optimize database I/O within a single transaction block. However, hyper-growth would necessitate three primary architectural upgrades.</w:t>
+        <w:t xml:space="preserve">While the current ETL architecture successfully ingests, validates, and routes the dataset into a strict 3NF fortress, scaling this pipeline to handle 1,000,000+ rows requires addressing several operational bottlenecks. The current pipeline establishes a strong foundation by utilizing chunked bulk inserts (1000 rows per batch) and SQLAlchemy's fast_executemany parameter to optimize database I/O within </w:t>
+      </w:r>
+      <w:r>
+        <w:rPr>
+          <w:rFonts w:ascii="Times New Roman" w:eastAsia="Times New Roman" w:hAnsi="Times New Roman" w:cs="Times New Roman"/>
+        </w:rPr>
+        <w:lastRenderedPageBreak/>
+        <w:t>a single transaction block. However, hyper-growth would necessitate three primary architectural upgrades.</w:t>
       </w:r>
     </w:p>
     <w:p>
@@ -13052,7 +12540,33 @@
         <w:rPr>
           <w:rFonts w:ascii="Times New Roman" w:eastAsia="Times New Roman" w:hAnsi="Times New Roman" w:cs="Times New Roman"/>
         </w:rPr>
-        <w:t>First, the API enrichment layer for geographical features represents a significant latency risk. The current pipeline utilizes a synchronous loop with a one-second sleep timer to respect Open-Meteo and OSRM API rate limits. Processing one million rows sequentially would take weeks. To resolve this, we would migrate to a locally hosted OSRM Docker container for routing and utilize asynchronous Python requests to process coordinates in parallel.</w:t>
+        <w:t xml:space="preserve">First, the API enrichment layer for geographical features represents a significant latency risk. The current pipeline utilizes a synchronous loop with a one-second sleep timer to respect Open-Meteo and </w:t>
+      </w:r>
+      <w:r>
+        <w:rPr>
+          <w:rFonts w:ascii="Times New Roman" w:eastAsia="Times New Roman" w:hAnsi="Times New Roman" w:cs="Times New Roman"/>
+          <w:lang w:val="en-CA"/>
+        </w:rPr>
+        <w:t>ORS</w:t>
+      </w:r>
+      <w:r>
+        <w:rPr>
+          <w:rFonts w:ascii="Times New Roman" w:eastAsia="Times New Roman" w:hAnsi="Times New Roman" w:cs="Times New Roman"/>
+        </w:rPr>
+        <w:t xml:space="preserve"> API rate limits. Processing one million rows sequentially would take weeks. To resolve this, we would migrate to a locally hosted </w:t>
+      </w:r>
+      <w:r>
+        <w:rPr>
+          <w:rFonts w:ascii="Times New Roman" w:eastAsia="Times New Roman" w:hAnsi="Times New Roman" w:cs="Times New Roman"/>
+          <w:lang w:val="en-CA"/>
+        </w:rPr>
+        <w:t>ORS</w:t>
+      </w:r>
+      <w:r>
+        <w:rPr>
+          <w:rFonts w:ascii="Times New Roman" w:eastAsia="Times New Roman" w:hAnsi="Times New Roman" w:cs="Times New Roman"/>
+        </w:rPr>
+        <w:t xml:space="preserve"> Docker container for routing and utilize asynchronous Python requests to process coordinates in parallel.</w:t>
       </w:r>
     </w:p>
     <w:p>
@@ -13082,14 +12596,7 @@
         <w:rPr>
           <w:rFonts w:ascii="Times New Roman" w:eastAsia="Times New Roman" w:hAnsi="Times New Roman" w:cs="Times New Roman"/>
         </w:rPr>
-        <w:t xml:space="preserve">Finally, the monolithic single-click ETL script would be decoupled. We would transition the orchestration to a framework like Apache Airflow, breaking the Extract, Transform, API Enrichment, and Load phases into a Directed Acyclic Graph (DAG). This would allow distributed processing and </w:t>
-      </w:r>
-      <w:r>
-        <w:rPr>
-          <w:rFonts w:ascii="Times New Roman" w:eastAsia="Times New Roman" w:hAnsi="Times New Roman" w:cs="Times New Roman"/>
-        </w:rPr>
-        <w:lastRenderedPageBreak/>
-        <w:t>automated failure recovery on a per-task basis, transforming our robust script into an enterprise-grade data engineering pipeline.</w:t>
+        <w:t>Finally, the monolithic single-click ETL script would be decoupled. We would transition the orchestration to a framework like Apache Airflow, breaking the Extract, Transform, API Enrichment, and Load phases into a Directed Acyclic Graph (DAG). This would allow distributed processing and automated failure recovery on a per-task basis, transforming our robust script into an enterprise-grade data engineering pipeline.</w:t>
       </w:r>
     </w:p>
     <w:sectPr>
@@ -13648,15 +13155,6 @@
   </w:num>
   <w:num w:numId="5" w16cid:durableId="1623072024">
     <w:abstractNumId w:val="0"/>
-    <w:lvlOverride w:ilvl="0"/>
-    <w:lvlOverride w:ilvl="1"/>
-    <w:lvlOverride w:ilvl="2"/>
-    <w:lvlOverride w:ilvl="3"/>
-    <w:lvlOverride w:ilvl="4"/>
-    <w:lvlOverride w:ilvl="5"/>
-    <w:lvlOverride w:ilvl="6"/>
-    <w:lvlOverride w:ilvl="7"/>
-    <w:lvlOverride w:ilvl="8"/>
   </w:num>
 </w:numbering>
 </file>
@@ -14176,6 +13674,7 @@
   <w:style w:type="character" w:default="1" w:styleId="DefaultParagraphFont">
     <w:name w:val="Default Paragraph Font"/>
     <w:uiPriority w:val="1"/>
+    <w:semiHidden/>
     <w:unhideWhenUsed/>
   </w:style>
   <w:style w:type="table" w:default="1" w:styleId="TableNormal">
